--- a/output/tables/Table4_External_Validation_SDI.docx
+++ b/output/tables/Table4_External_Validation_SDI.docx
@@ -151,7 +151,7 @@
           </w:tcPr>
           <w:p>
             <w:r>
-              <w:t>0.94 (0.90-0.98)</w:t>
+              <w:t>0.94 (0.91-0.98)</w:t>
             </w:r>
           </w:p>
         </w:tc>
@@ -161,7 +161,7 @@
           </w:tcPr>
           <w:p>
             <w:r>
-              <w:t>0.0018</w:t>
+              <w:t>0.0041</w:t>
             </w:r>
           </w:p>
         </w:tc>
@@ -171,7 +171,7 @@
           </w:tcPr>
           <w:p>
             <w:r>
-              <w:t>1.01 (0.97-1.05)</w:t>
+              <w:t>1.01 (0.98-1.05)</w:t>
             </w:r>
           </w:p>
         </w:tc>
@@ -181,7 +181,7 @@
           </w:tcPr>
           <w:p>
             <w:r>
-              <w:t>0.7458</w:t>
+              <w:t>0.4660</w:t>
             </w:r>
           </w:p>
         </w:tc>
@@ -203,7 +203,7 @@
           </w:tcPr>
           <w:p>
             <w:r>
-              <w:t>0.98 (0.94-1.03)</w:t>
+              <w:t>0.99 (0.95-1.03)</w:t>
             </w:r>
           </w:p>
         </w:tc>
@@ -213,7 +213,7 @@
           </w:tcPr>
           <w:p>
             <w:r>
-              <w:t>0.4343</w:t>
+              <w:t>0.6370</w:t>
             </w:r>
           </w:p>
         </w:tc>
@@ -223,7 +223,7 @@
           </w:tcPr>
           <w:p>
             <w:r>
-              <w:t>1.03 (0.99-1.07)</w:t>
+              <w:t>1.04 (0.99-1.08)</w:t>
             </w:r>
           </w:p>
         </w:tc>
@@ -233,7 +233,7 @@
           </w:tcPr>
           <w:p>
             <w:r>
-              <w:t>0.2149</w:t>
+              <w:t>0.0895</w:t>
             </w:r>
           </w:p>
         </w:tc>
@@ -255,7 +255,7 @@
           </w:tcPr>
           <w:p>
             <w:r>
-              <w:t>8.23 (4.65-14.56)</w:t>
+              <w:t>8.03 (4.63-13.93)</w:t>
             </w:r>
           </w:p>
         </w:tc>
@@ -275,7 +275,7 @@
           </w:tcPr>
           <w:p>
             <w:r>
-              <w:t>8.66 (4.93-15.24)</w:t>
+              <w:t>8.40 (4.87-14.50)</w:t>
             </w:r>
           </w:p>
         </w:tc>
@@ -361,7 +361,7 @@
           </w:tcPr>
           <w:p>
             <w:r>
-              <w:t>0.1767</w:t>
+              <w:t>0.2094</w:t>
             </w:r>
           </w:p>
         </w:tc>
@@ -381,7 +381,7 @@
           </w:tcPr>
           <w:p>
             <w:r>
-              <w:t>0.2901</w:t>
+              <w:t>0.1876</w:t>
             </w:r>
           </w:p>
         </w:tc>
@@ -403,7 +403,7 @@
           </w:tcPr>
           <w:p>
             <w:r>
-              <w:t>1.01 (0.97-1.04)</w:t>
+              <w:t>1.01 (0.98-1.04)</w:t>
             </w:r>
           </w:p>
         </w:tc>
@@ -413,7 +413,7 @@
           </w:tcPr>
           <w:p>
             <w:r>
-              <w:t>0.6633</w:t>
+              <w:t>0.5667</w:t>
             </w:r>
           </w:p>
         </w:tc>
@@ -423,7 +423,7 @@
           </w:tcPr>
           <w:p>
             <w:r>
-              <w:t>1.03 (1.00-1.06)</w:t>
+              <w:t>1.03 (1.00-1.07)</w:t>
             </w:r>
           </w:p>
         </w:tc>
@@ -433,7 +433,7 @@
           </w:tcPr>
           <w:p>
             <w:r>
-              <w:t>0.0634</w:t>
+              <w:t>0.0321</w:t>
             </w:r>
           </w:p>
         </w:tc>
@@ -455,7 +455,7 @@
           </w:tcPr>
           <w:p>
             <w:r>
-              <w:t>1.96 (1.56-2.47)</w:t>
+              <w:t>1.98 (1.58-2.49)</w:t>
             </w:r>
           </w:p>
         </w:tc>
@@ -475,7 +475,7 @@
           </w:tcPr>
           <w:p>
             <w:r>
-              <w:t>1.98 (1.59-2.48)</w:t>
+              <w:t>2.00 (1.60-2.49)</w:t>
             </w:r>
           </w:p>
         </w:tc>

--- a/output/tables/Table4_External_Validation_SDI.docx
+++ b/output/tables/Table4_External_Validation_SDI.docx
@@ -151,7 +151,7 @@
           </w:tcPr>
           <w:p>
             <w:r>
-              <w:t>0.94 (0.91-0.98)</w:t>
+              <w:t>0.95 (0.91-0.98)</w:t>
             </w:r>
           </w:p>
         </w:tc>
@@ -161,7 +161,7 @@
           </w:tcPr>
           <w:p>
             <w:r>
-              <w:t>0.0041</w:t>
+              <w:t>0.0029</w:t>
             </w:r>
           </w:p>
         </w:tc>
@@ -171,7 +171,7 @@
           </w:tcPr>
           <w:p>
             <w:r>
-              <w:t>1.01 (0.98-1.05)</w:t>
+              <w:t>1.02 (0.98-1.05)</w:t>
             </w:r>
           </w:p>
         </w:tc>
@@ -181,7 +181,7 @@
           </w:tcPr>
           <w:p>
             <w:r>
-              <w:t>0.4660</w:t>
+              <w:t>0.3222</w:t>
             </w:r>
           </w:p>
         </w:tc>
@@ -203,7 +203,7 @@
           </w:tcPr>
           <w:p>
             <w:r>
-              <w:t>0.99 (0.95-1.03)</w:t>
+              <w:t>0.99 (0.96-1.03)</w:t>
             </w:r>
           </w:p>
         </w:tc>
@@ -213,7 +213,7 @@
           </w:tcPr>
           <w:p>
             <w:r>
-              <w:t>0.6370</w:t>
+              <w:t>0.6989</w:t>
             </w:r>
           </w:p>
         </w:tc>
@@ -223,7 +223,7 @@
           </w:tcPr>
           <w:p>
             <w:r>
-              <w:t>1.04 (0.99-1.08)</w:t>
+              <w:t>1.04 (1.00-1.07)</w:t>
             </w:r>
           </w:p>
         </w:tc>
@@ -233,7 +233,7 @@
           </w:tcPr>
           <w:p>
             <w:r>
-              <w:t>0.0895</w:t>
+              <w:t>0.0425</w:t>
             </w:r>
           </w:p>
         </w:tc>
@@ -255,7 +255,7 @@
           </w:tcPr>
           <w:p>
             <w:r>
-              <w:t>8.03 (4.63-13.93)</w:t>
+              <w:t>8.33 (4.86-14.28)</w:t>
             </w:r>
           </w:p>
         </w:tc>
@@ -275,7 +275,7 @@
           </w:tcPr>
           <w:p>
             <w:r>
-              <w:t>8.40 (4.87-14.50)</w:t>
+              <w:t>8.67 (5.08-14.80)</w:t>
             </w:r>
           </w:p>
         </w:tc>
@@ -351,7 +351,7 @@
           </w:tcPr>
           <w:p>
             <w:r>
-              <w:t>0.98 (0.95-1.01)</w:t>
+              <w:t>0.99 (0.97-1.01)</w:t>
             </w:r>
           </w:p>
         </w:tc>
@@ -361,7 +361,7 @@
           </w:tcPr>
           <w:p>
             <w:r>
-              <w:t>0.2094</w:t>
+              <w:t>0.3718</w:t>
             </w:r>
           </w:p>
         </w:tc>
@@ -371,7 +371,7 @@
           </w:tcPr>
           <w:p>
             <w:r>
-              <w:t>1.02 (0.99-1.05)</w:t>
+              <w:t>1.02 (1.00-1.05)</w:t>
             </w:r>
           </w:p>
         </w:tc>
@@ -381,7 +381,7 @@
           </w:tcPr>
           <w:p>
             <w:r>
-              <w:t>0.1876</w:t>
+              <w:t>0.0329</w:t>
             </w:r>
           </w:p>
         </w:tc>
@@ -403,7 +403,7 @@
           </w:tcPr>
           <w:p>
             <w:r>
-              <w:t>1.01 (0.98-1.04)</w:t>
+              <w:t>1.02 (0.99-1.04)</w:t>
             </w:r>
           </w:p>
         </w:tc>
@@ -413,7 +413,7 @@
           </w:tcPr>
           <w:p>
             <w:r>
-              <w:t>0.5667</w:t>
+              <w:t>0.1862</w:t>
             </w:r>
           </w:p>
         </w:tc>
@@ -423,7 +423,7 @@
           </w:tcPr>
           <w:p>
             <w:r>
-              <w:t>1.03 (1.00-1.07)</w:t>
+              <w:t>1.03 (1.01-1.06)</w:t>
             </w:r>
           </w:p>
         </w:tc>
@@ -433,7 +433,7 @@
           </w:tcPr>
           <w:p>
             <w:r>
-              <w:t>0.0321</w:t>
+              <w:t>0.0027</w:t>
             </w:r>
           </w:p>
         </w:tc>
@@ -455,7 +455,7 @@
           </w:tcPr>
           <w:p>
             <w:r>
-              <w:t>1.98 (1.58-2.49)</w:t>
+              <w:t>2.13 (1.74-2.61)</w:t>
             </w:r>
           </w:p>
         </w:tc>
@@ -475,7 +475,7 @@
           </w:tcPr>
           <w:p>
             <w:r>
-              <w:t>2.00 (1.60-2.49)</w:t>
+              <w:t>2.12 (1.74-2.58)</w:t>
             </w:r>
           </w:p>
         </w:tc>
@@ -493,7 +493,7 @@
     </w:tbl>
     <w:p>
       <w:r>
-        <w:t>EDI = economic deprivation index; IRR = incidence rate ratio; SDI = Social Deprivation Index (Robert Graham Center, 2015-2019). Negative binomial regression with a log-population offset (adults aged 45 and older); index IRRs are per 10-percentile increase. Analytic sample: 3,029 counties (EDI) and 3,027 (SDI); the SDI matched 3,133 of 3,144 counties. The two indices agree closely at the county level (Spearman rho = 0.88) but differ in how strongly they encode rurality: Spearman rho with the ordinal Rural-Urban Continuum Code was 0.25 for the EDI and 0.07 for the SDI, with mean nonmetropolitan minus metropolitan gaps of 16.2 and 7.1 percentile points, respectively. Metropolitan status rows are the metropolitan-status coefficients from the corresponding adjusted models.</w:t>
+        <w:t>EDI = economic deprivation index; IRR = incidence rate ratio; SDI = Social Deprivation Index (Robert Graham Center, 2015-2019). Negative binomial regression with a log-population offset (adults aged 45 and older); index IRRs are per 10-percentile increase. Analytic sample: 3,134 counties (EDI) and 3,133 (SDI); the SDI matched 3,133 of 3,144 counties. The two indices agree closely at the county level (Spearman rho = 0.88) but differ in how strongly they encode rurality: Spearman rho with the ordinal Rural-Urban Continuum Code was 0.25 for the EDI and 0.07 for the SDI, with mean nonmetropolitan minus metropolitan gaps of 16.2 and 7.1 percentile points, respectively. Metropolitan status rows are the metropolitan-status coefficients from the corresponding adjusted models.</w:t>
       </w:r>
     </w:p>
     <w:sectPr>
